--- a/系统实现1.docx
+++ b/系统实现1.docx
@@ -22,6 +22,17 @@
           <w:bCs/>
           <w:sz w:val="32"/>
           <w:szCs w:val="32"/>
+          <w:lang w:val="en-US" w:eastAsia="zh-CN"/>
+        </w:rPr>
+        <w:t>5</w:t>
+      </w:r>
+      <w:r>
+        <w:rPr>
+          <w:rFonts w:hint="eastAsia" w:ascii="黑体" w:hAnsi="黑体" w:eastAsia="黑体" w:cs="黑体"/>
+          <w:b w:val="0"/>
+          <w:bCs/>
+          <w:sz w:val="32"/>
+          <w:szCs w:val="32"/>
           <w:lang w:eastAsia="zh-CN"/>
         </w:rPr>
         <w:t>系统实现</w:t>
@@ -49,15 +60,16 @@
           <w:szCs w:val="24"/>
           <w:lang w:val="en-US" w:eastAsia="zh-CN"/>
         </w:rPr>
-        <w:t>用户模块实现</w:t>
-      </w:r>
-    </w:p>
-    <w:p>
-      <w:pPr>
-        <w:keepNext w:val="0"/>
-        <w:keepLines w:val="0"/>
-        <w:widowControl/>
-        <w:numPr>
+        <w:t>5.1 用户模块实现</w:t>
+      </w:r>
+    </w:p>
+    <w:p>
+      <w:pPr>
+        <w:keepNext w:val="0"/>
+        <w:keepLines w:val="0"/>
+        <w:widowControl/>
+        <w:numPr>
+          <w:ilvl w:val="0"/>
           <w:numId w:val="0"/>
         </w:numPr>
         <w:suppressLineNumbers w:val="0"/>
@@ -81,7 +93,7 @@
           <w:shd w:val="clear" w:fill="FFFFFF"/>
           <w:lang w:val="en-US" w:eastAsia="zh-CN"/>
         </w:rPr>
-        <w:t>1.</w:t>
+        <w:t>5.1.1.</w:t>
       </w:r>
       <w:r>
         <w:rPr>
@@ -111,8 +123,6 @@
         </w:rPr>
         <w:t>：</w:t>
       </w:r>
-      <w:bookmarkStart w:id="1" w:name="_GoBack"/>
-      <w:bookmarkEnd w:id="1"/>
     </w:p>
     <w:p>
       <w:pPr>
@@ -411,22 +421,7 @@
           <w:shd w:val="clear" w:fill="FFFFFF"/>
           <w:lang w:val="en-US" w:eastAsia="zh-CN"/>
         </w:rPr>
-        <w:t>2</w:t>
-      </w:r>
-      <w:r>
-        <w:rPr>
-          <w:rFonts w:hint="eastAsia" w:ascii="微软雅黑" w:hAnsi="微软雅黑" w:eastAsia="微软雅黑" w:cs="微软雅黑"/>
-          <w:i w:val="0"/>
-          <w:iCs w:val="0"/>
-          <w:caps w:val="0"/>
-          <w:color w:val="19191A"/>
-          <w:spacing w:val="0"/>
-          <w:sz w:val="18"/>
-          <w:szCs w:val="18"/>
-          <w:shd w:val="clear" w:fill="FFFFFF"/>
-          <w:lang w:val="en-US" w:eastAsia="zh-CN"/>
-        </w:rPr>
-        <w:t>.广软动态 (community.html)：</w:t>
+        <w:t>5.1.2.广软动态 (community.html)：</w:t>
       </w:r>
     </w:p>
     <w:p>
@@ -685,7 +680,7 @@
           <w:shd w:val="clear" w:fill="FFFFFF"/>
           <w:lang w:val="en-US" w:eastAsia="zh-CN"/>
         </w:rPr>
-        <w:t>3.发布中心 (publish.html)：</w:t>
+        <w:t>5.1.3.发布中心 (publish.html)：</w:t>
       </w:r>
     </w:p>
     <w:p>
@@ -798,8 +793,8 @@
       <w:r>
         <w:drawing>
           <wp:inline distT="0" distB="0" distL="114300" distR="114300">
-            <wp:extent cx="5267325" cy="7489190"/>
-            <wp:effectExtent l="0" t="0" r="3175" b="3810"/>
+            <wp:extent cx="3988435" cy="5671185"/>
+            <wp:effectExtent l="0" t="0" r="12065" b="5715"/>
             <wp:docPr id="3" name="图片 3"/>
             <wp:cNvGraphicFramePr>
               <a:graphicFrameLocks xmlns:a="http://schemas.openxmlformats.org/drawingml/2006/main" noChangeAspect="1"/>
@@ -822,7 +817,7 @@
                   <pic:spPr>
                     <a:xfrm>
                       <a:off x="0" y="0"/>
-                      <a:ext cx="5267325" cy="7489190"/>
+                      <a:ext cx="3988435" cy="5671185"/>
                     </a:xfrm>
                     <a:prstGeom prst="rect">
                       <a:avLst/>
@@ -903,7 +898,7 @@
           <w:shd w:val="clear" w:fill="FFFFFF"/>
           <w:lang w:val="en-US" w:eastAsia="zh-CN"/>
         </w:rPr>
-        <w:t>4.个人中心 (profile.html)：</w:t>
+        <w:t>5.1.4.个人中心 (profile.html)：</w:t>
       </w:r>
     </w:p>
     <w:p>
@@ -1041,24 +1036,12 @@
         <w:suppressLineNumbers w:val="0"/>
         <w:spacing w:before="0" w:beforeAutospacing="1" w:after="0" w:afterAutospacing="1"/>
         <w:ind w:left="360" w:leftChars="0"/>
-        <w:rPr>
-          <w:rFonts w:hint="eastAsia" w:ascii="微软雅黑" w:hAnsi="微软雅黑" w:eastAsia="微软雅黑" w:cs="微软雅黑"/>
-          <w:i w:val="0"/>
-          <w:iCs w:val="0"/>
-          <w:caps w:val="0"/>
-          <w:color w:val="19191A"/>
-          <w:spacing w:val="0"/>
-          <w:sz w:val="18"/>
-          <w:szCs w:val="18"/>
-          <w:shd w:val="clear" w:fill="FFFFFF"/>
-          <w:lang w:val="en-US" w:eastAsia="zh-CN"/>
-        </w:rPr>
       </w:pPr>
       <w:r>
         <w:drawing>
           <wp:inline distT="0" distB="0" distL="114300" distR="114300">
-            <wp:extent cx="5266690" cy="7626350"/>
-            <wp:effectExtent l="0" t="0" r="3810" b="6350"/>
+            <wp:extent cx="4576445" cy="6627495"/>
+            <wp:effectExtent l="0" t="0" r="8255" b="1905"/>
             <wp:docPr id="4" name="图片 4"/>
             <wp:cNvGraphicFramePr>
               <a:graphicFrameLocks xmlns:a="http://schemas.openxmlformats.org/drawingml/2006/main" noChangeAspect="1"/>
@@ -1081,7 +1064,346 @@
                   <pic:spPr>
                     <a:xfrm>
                       <a:off x="0" y="0"/>
-                      <a:ext cx="5266690" cy="7626350"/>
+                      <a:ext cx="4576445" cy="6627495"/>
+                    </a:xfrm>
+                    <a:prstGeom prst="rect">
+                      <a:avLst/>
+                    </a:prstGeom>
+                    <a:noFill/>
+                    <a:ln>
+                      <a:noFill/>
+                    </a:ln>
+                  </pic:spPr>
+                </pic:pic>
+              </a:graphicData>
+            </a:graphic>
+          </wp:inline>
+        </w:drawing>
+      </w:r>
+    </w:p>
+    <w:p>
+      <w:pPr>
+        <w:keepNext w:val="0"/>
+        <w:keepLines w:val="0"/>
+        <w:widowControl/>
+        <w:numPr>
+          <w:ilvl w:val="0"/>
+          <w:numId w:val="0"/>
+        </w:numPr>
+        <w:suppressLineNumbers w:val="0"/>
+        <w:spacing w:before="0" w:beforeAutospacing="1" w:after="0" w:afterAutospacing="1"/>
+        <w:ind w:left="360" w:leftChars="0"/>
+      </w:pPr>
+    </w:p>
+    <w:p>
+      <w:pPr>
+        <w:keepNext w:val="0"/>
+        <w:keepLines w:val="0"/>
+        <w:widowControl/>
+        <w:numPr>
+          <w:numId w:val="0"/>
+        </w:numPr>
+        <w:suppressLineNumbers w:val="0"/>
+        <w:spacing w:before="0" w:beforeAutospacing="1" w:after="0" w:afterAutospacing="1"/>
+        <w:rPr>
+          <w:rFonts w:hint="eastAsia"/>
+          <w:lang w:val="en-US" w:eastAsia="zh-CN"/>
+        </w:rPr>
+      </w:pPr>
+      <w:r>
+        <w:rPr>
+          <w:rFonts w:hint="eastAsia"/>
+          <w:lang w:val="en-US" w:eastAsia="zh-CN"/>
+        </w:rPr>
+        <w:t>5.1.5登录注册（login）</w:t>
+      </w:r>
+    </w:p>
+    <w:p>
+      <w:pPr>
+        <w:keepNext w:val="0"/>
+        <w:keepLines w:val="0"/>
+        <w:widowControl/>
+        <w:numPr>
+          <w:numId w:val="0"/>
+        </w:numPr>
+        <w:suppressLineNumbers w:val="0"/>
+        <w:spacing w:before="0" w:beforeAutospacing="1" w:after="0" w:afterAutospacing="1"/>
+      </w:pPr>
+      <w:r>
+        <w:drawing>
+          <wp:inline distT="0" distB="0" distL="114300" distR="114300">
+            <wp:extent cx="3025140" cy="6655435"/>
+            <wp:effectExtent l="0" t="0" r="10160" b="12065"/>
+            <wp:docPr id="7" name="图片 3"/>
+            <wp:cNvGraphicFramePr>
+              <a:graphicFrameLocks xmlns:a="http://schemas.openxmlformats.org/drawingml/2006/main" noChangeAspect="1"/>
+            </wp:cNvGraphicFramePr>
+            <a:graphic xmlns:a="http://schemas.openxmlformats.org/drawingml/2006/main">
+              <a:graphicData uri="http://schemas.openxmlformats.org/drawingml/2006/picture">
+                <pic:pic xmlns:pic="http://schemas.openxmlformats.org/drawingml/2006/picture">
+                  <pic:nvPicPr>
+                    <pic:cNvPr id="7" name="图片 3"/>
+                    <pic:cNvPicPr>
+                      <a:picLocks noChangeAspect="1"/>
+                    </pic:cNvPicPr>
+                  </pic:nvPicPr>
+                  <pic:blipFill>
+                    <a:blip r:embed="rId8"/>
+                    <a:stretch>
+                      <a:fillRect/>
+                    </a:stretch>
+                  </pic:blipFill>
+                  <pic:spPr>
+                    <a:xfrm>
+                      <a:off x="0" y="0"/>
+                      <a:ext cx="3025140" cy="6655435"/>
+                    </a:xfrm>
+                    <a:prstGeom prst="rect">
+                      <a:avLst/>
+                    </a:prstGeom>
+                    <a:noFill/>
+                    <a:ln>
+                      <a:noFill/>
+                    </a:ln>
+                  </pic:spPr>
+                </pic:pic>
+              </a:graphicData>
+            </a:graphic>
+          </wp:inline>
+        </w:drawing>
+      </w:r>
+    </w:p>
+    <w:p>
+      <w:pPr>
+        <w:keepNext w:val="0"/>
+        <w:keepLines w:val="0"/>
+        <w:widowControl/>
+        <w:numPr>
+          <w:numId w:val="0"/>
+        </w:numPr>
+        <w:suppressLineNumbers w:val="0"/>
+        <w:spacing w:before="0" w:beforeAutospacing="1" w:after="0" w:afterAutospacing="1"/>
+        <w:rPr>
+          <w:rFonts w:hint="default" w:eastAsiaTheme="minorEastAsia"/>
+          <w:lang w:val="en-US" w:eastAsia="zh-CN"/>
+        </w:rPr>
+      </w:pPr>
+      <w:r>
+        <w:rPr>
+          <w:rFonts w:hint="eastAsia"/>
+          <w:lang w:val="en-US" w:eastAsia="zh-CN"/>
+        </w:rPr>
+        <w:t>5.1.6.消息通知（info）</w:t>
+      </w:r>
+    </w:p>
+    <w:p>
+      <w:pPr>
+        <w:keepNext w:val="0"/>
+        <w:keepLines w:val="0"/>
+        <w:widowControl/>
+        <w:numPr>
+          <w:numId w:val="0"/>
+        </w:numPr>
+        <w:suppressLineNumbers w:val="0"/>
+        <w:spacing w:before="0" w:beforeAutospacing="1" w:after="0" w:afterAutospacing="1"/>
+      </w:pPr>
+      <w:r>
+        <w:drawing>
+          <wp:inline distT="0" distB="0" distL="114300" distR="114300">
+            <wp:extent cx="2839085" cy="6057265"/>
+            <wp:effectExtent l="0" t="0" r="5715" b="635"/>
+            <wp:docPr id="6" name="图片 2"/>
+            <wp:cNvGraphicFramePr>
+              <a:graphicFrameLocks xmlns:a="http://schemas.openxmlformats.org/drawingml/2006/main" noChangeAspect="1"/>
+            </wp:cNvGraphicFramePr>
+            <a:graphic xmlns:a="http://schemas.openxmlformats.org/drawingml/2006/main">
+              <a:graphicData uri="http://schemas.openxmlformats.org/drawingml/2006/picture">
+                <pic:pic xmlns:pic="http://schemas.openxmlformats.org/drawingml/2006/picture">
+                  <pic:nvPicPr>
+                    <pic:cNvPr id="6" name="图片 2"/>
+                    <pic:cNvPicPr>
+                      <a:picLocks noChangeAspect="1"/>
+                    </pic:cNvPicPr>
+                  </pic:nvPicPr>
+                  <pic:blipFill>
+                    <a:blip r:embed="rId9"/>
+                    <a:stretch>
+                      <a:fillRect/>
+                    </a:stretch>
+                  </pic:blipFill>
+                  <pic:spPr>
+                    <a:xfrm>
+                      <a:off x="0" y="0"/>
+                      <a:ext cx="2839085" cy="6057265"/>
+                    </a:xfrm>
+                    <a:prstGeom prst="rect">
+                      <a:avLst/>
+                    </a:prstGeom>
+                    <a:noFill/>
+                    <a:ln>
+                      <a:noFill/>
+                    </a:ln>
+                  </pic:spPr>
+                </pic:pic>
+              </a:graphicData>
+            </a:graphic>
+          </wp:inline>
+        </w:drawing>
+      </w:r>
+    </w:p>
+    <w:p>
+      <w:pPr>
+        <w:keepNext w:val="0"/>
+        <w:keepLines w:val="0"/>
+        <w:widowControl/>
+        <w:numPr>
+          <w:numId w:val="0"/>
+        </w:numPr>
+        <w:suppressLineNumbers w:val="0"/>
+        <w:spacing w:before="0" w:beforeAutospacing="1" w:after="0" w:afterAutospacing="1"/>
+        <w:rPr>
+          <w:rFonts w:hint="default"/>
+          <w:lang w:val="en-US" w:eastAsia="zh-CN"/>
+        </w:rPr>
+      </w:pPr>
+      <w:r>
+        <w:rPr>
+          <w:rFonts w:hint="eastAsia"/>
+          <w:lang w:val="en-US" w:eastAsia="zh-CN"/>
+        </w:rPr>
+        <w:t>5.1.7.商品购买（shop）</w:t>
+      </w:r>
+    </w:p>
+    <w:p>
+      <w:pPr>
+        <w:keepNext w:val="0"/>
+        <w:keepLines w:val="0"/>
+        <w:widowControl/>
+        <w:numPr>
+          <w:numId w:val="0"/>
+        </w:numPr>
+        <w:suppressLineNumbers w:val="0"/>
+        <w:spacing w:before="0" w:beforeAutospacing="1" w:after="0" w:afterAutospacing="1"/>
+      </w:pPr>
+      <w:r>
+        <w:drawing>
+          <wp:inline distT="0" distB="0" distL="114300" distR="114300">
+            <wp:extent cx="3947160" cy="7811770"/>
+            <wp:effectExtent l="0" t="0" r="2540" b="11430"/>
+            <wp:docPr id="8" name="图片 4"/>
+            <wp:cNvGraphicFramePr>
+              <a:graphicFrameLocks xmlns:a="http://schemas.openxmlformats.org/drawingml/2006/main" noChangeAspect="1"/>
+            </wp:cNvGraphicFramePr>
+            <a:graphic xmlns:a="http://schemas.openxmlformats.org/drawingml/2006/main">
+              <a:graphicData uri="http://schemas.openxmlformats.org/drawingml/2006/picture">
+                <pic:pic xmlns:pic="http://schemas.openxmlformats.org/drawingml/2006/picture">
+                  <pic:nvPicPr>
+                    <pic:cNvPr id="8" name="图片 4"/>
+                    <pic:cNvPicPr>
+                      <a:picLocks noChangeAspect="1"/>
+                    </pic:cNvPicPr>
+                  </pic:nvPicPr>
+                  <pic:blipFill>
+                    <a:blip r:embed="rId10"/>
+                    <a:stretch>
+                      <a:fillRect/>
+                    </a:stretch>
+                  </pic:blipFill>
+                  <pic:spPr>
+                    <a:xfrm>
+                      <a:off x="0" y="0"/>
+                      <a:ext cx="3947160" cy="7811770"/>
+                    </a:xfrm>
+                    <a:prstGeom prst="rect">
+                      <a:avLst/>
+                    </a:prstGeom>
+                    <a:noFill/>
+                    <a:ln>
+                      <a:noFill/>
+                    </a:ln>
+                  </pic:spPr>
+                </pic:pic>
+              </a:graphicData>
+            </a:graphic>
+          </wp:inline>
+        </w:drawing>
+      </w:r>
+    </w:p>
+    <w:p>
+      <w:pPr>
+        <w:keepNext w:val="0"/>
+        <w:keepLines w:val="0"/>
+        <w:widowControl/>
+        <w:numPr>
+          <w:numId w:val="0"/>
+        </w:numPr>
+        <w:suppressLineNumbers w:val="0"/>
+        <w:spacing w:before="0" w:beforeAutospacing="1" w:after="0" w:afterAutospacing="1"/>
+        <w:rPr>
+          <w:rFonts w:hint="eastAsia"/>
+          <w:lang w:val="en-US" w:eastAsia="zh-CN"/>
+        </w:rPr>
+      </w:pPr>
+      <w:r>
+        <w:rPr>
+          <w:rFonts w:hint="eastAsia"/>
+          <w:lang w:val="en-US" w:eastAsia="zh-CN"/>
+        </w:rPr>
+        <w:t>5.1.8</w:t>
+      </w:r>
+      <w:bookmarkStart w:id="1" w:name="_GoBack"/>
+      <w:bookmarkEnd w:id="1"/>
+      <w:r>
+        <w:rPr>
+          <w:rFonts w:hint="eastAsia"/>
+          <w:lang w:val="en-US" w:eastAsia="zh-CN"/>
+        </w:rPr>
+        <w:t>支付（pay）</w:t>
+      </w:r>
+    </w:p>
+    <w:p>
+      <w:pPr>
+        <w:keepNext w:val="0"/>
+        <w:keepLines w:val="0"/>
+        <w:widowControl/>
+        <w:numPr>
+          <w:numId w:val="0"/>
+        </w:numPr>
+        <w:suppressLineNumbers w:val="0"/>
+        <w:spacing w:before="0" w:beforeAutospacing="1" w:after="0" w:afterAutospacing="1"/>
+        <w:rPr>
+          <w:rFonts w:hint="default"/>
+          <w:lang w:val="en-US" w:eastAsia="zh-CN"/>
+        </w:rPr>
+      </w:pPr>
+      <w:r>
+        <w:drawing>
+          <wp:inline distT="0" distB="0" distL="114300" distR="114300">
+            <wp:extent cx="3630295" cy="7147560"/>
+            <wp:effectExtent l="0" t="0" r="1905" b="2540"/>
+            <wp:docPr id="9" name="图片 5"/>
+            <wp:cNvGraphicFramePr>
+              <a:graphicFrameLocks xmlns:a="http://schemas.openxmlformats.org/drawingml/2006/main" noChangeAspect="1"/>
+            </wp:cNvGraphicFramePr>
+            <a:graphic xmlns:a="http://schemas.openxmlformats.org/drawingml/2006/main">
+              <a:graphicData uri="http://schemas.openxmlformats.org/drawingml/2006/picture">
+                <pic:pic xmlns:pic="http://schemas.openxmlformats.org/drawingml/2006/picture">
+                  <pic:nvPicPr>
+                    <pic:cNvPr id="9" name="图片 5"/>
+                    <pic:cNvPicPr>
+                      <a:picLocks noChangeAspect="1"/>
+                    </pic:cNvPicPr>
+                  </pic:nvPicPr>
+                  <pic:blipFill>
+                    <a:blip r:embed="rId11"/>
+                    <a:stretch>
+                      <a:fillRect/>
+                    </a:stretch>
+                  </pic:blipFill>
+                  <pic:spPr>
+                    <a:xfrm>
+                      <a:off x="0" y="0"/>
+                      <a:ext cx="3630295" cy="7147560"/>
                     </a:xfrm>
                     <a:prstGeom prst="rect">
                       <a:avLst/>
@@ -1261,7 +1583,7 @@
     <w:lsdException w:unhideWhenUsed="0" w:uiPriority="0" w:semiHidden="0" w:name="HTML Sample"/>
     <w:lsdException w:unhideWhenUsed="0" w:uiPriority="0" w:semiHidden="0" w:name="HTML Typewriter"/>
     <w:lsdException w:unhideWhenUsed="0" w:uiPriority="0" w:semiHidden="0" w:name="HTML Variable"/>
-    <w:lsdException w:unhideWhenUsed="0" w:uiPriority="0" w:name="Normal Table"/>
+    <w:lsdException w:qFormat="1" w:unhideWhenUsed="0" w:uiPriority="0" w:name="Normal Table"/>
     <w:lsdException w:unhideWhenUsed="0" w:uiPriority="0" w:semiHidden="0" w:name="annotation subject"/>
     <w:lsdException w:unhideWhenUsed="0" w:uiPriority="0" w:semiHidden="0" w:name="Table Simple 1"/>
     <w:lsdException w:unhideWhenUsed="0" w:uiPriority="0" w:semiHidden="0" w:name="Table Simple 2"/>
@@ -1432,6 +1754,7 @@
   <w:style w:type="table" w:default="1" w:styleId="2">
     <w:name w:val="Normal Table"/>
     <w:semiHidden/>
+    <w:qFormat/>
     <w:uiPriority w:val="0"/>
     <w:tblPr>
       <w:tblCellMar>
